--- a/041_Hayya Azmi_5520125041_TugasPertemuan1.docx
+++ b/041_Hayya Azmi_5520125041_TugasPertemuan1.docx
@@ -52,7 +52,7 @@
           <w:noProof/>
         </w:rPr>
         <w:drawing>
-          <wp:inline distT="0" distB="0" distL="0" distR="0" wp14:anchorId="1E47A66E" wp14:editId="682A80E7">
+          <wp:inline distT="0" distB="0" distL="0" distR="0" wp14:anchorId="1E47A66E" wp14:editId="39640EF0">
             <wp:extent cx="5044966" cy="3068565"/>
             <wp:effectExtent l="0" t="0" r="3810" b="0"/>
             <wp:docPr id="981297424" name="Picture 1"/>
@@ -295,6 +295,9 @@
     </w:p>
     <w:p>
       <w:r>
+        <w:rPr>
+          <w:noProof/>
+        </w:rPr>
         <w:drawing>
           <wp:inline distT="0" distB="0" distL="0" distR="0" wp14:anchorId="56B9393F" wp14:editId="17CDD62B">
             <wp:extent cx="5043268" cy="2471347"/>
@@ -498,10 +501,10 @@
           <w:noProof/>
         </w:rPr>
         <w:drawing>
-          <wp:inline distT="0" distB="0" distL="0" distR="0" wp14:anchorId="3C752F49" wp14:editId="38B5D162">
-            <wp:extent cx="5731510" cy="1403350"/>
-            <wp:effectExtent l="0" t="0" r="2540" b="6350"/>
-            <wp:docPr id="1749726505" name="Picture 7"/>
+          <wp:inline distT="0" distB="0" distL="0" distR="0" wp14:anchorId="706DD73E" wp14:editId="49B07CA5">
+            <wp:extent cx="5731510" cy="1397000"/>
+            <wp:effectExtent l="0" t="0" r="2540" b="0"/>
+            <wp:docPr id="1571832553" name="Picture 7"/>
             <wp:cNvGraphicFramePr>
               <a:graphicFrameLocks xmlns:a="http://schemas.openxmlformats.org/drawingml/2006/main" noChangeAspect="1"/>
             </wp:cNvGraphicFramePr>
@@ -520,7 +523,7 @@
                         </a:ext>
                       </a:extLst>
                     </a:blip>
-                    <a:srcRect b="45780"/>
+                    <a:srcRect b="46025"/>
                     <a:stretch>
                       <a:fillRect/>
                     </a:stretch>
@@ -528,7 +531,7 @@
                   <pic:spPr bwMode="auto">
                     <a:xfrm>
                       <a:off x="0" y="0"/>
-                      <a:ext cx="5731510" cy="1403350"/>
+                      <a:ext cx="5731510" cy="1397000"/>
                     </a:xfrm>
                     <a:prstGeom prst="rect">
                       <a:avLst/>
@@ -629,7 +632,7 @@
           <w:noProof/>
         </w:rPr>
         <w:drawing>
-          <wp:inline distT="0" distB="0" distL="0" distR="0" wp14:anchorId="2A4187DC" wp14:editId="3D044727">
+          <wp:inline distT="0" distB="0" distL="0" distR="0" wp14:anchorId="2A4187DC" wp14:editId="12AAB164">
             <wp:extent cx="5731510" cy="2738755"/>
             <wp:effectExtent l="0" t="0" r="2540" b="4445"/>
             <wp:docPr id="2122003697" name="Picture 8"/>
